--- a/Documentación/Manual de usuario.docx
+++ b/Documentación/Manual de usuario.docx
@@ -362,12 +362,14 @@
       <w:pPr>
         <w:pStyle w:val="Ttulo1"/>
       </w:pPr>
-      <w:bookmarkStart w:id="1" w:name="_Toc230188151"/>
+      <w:bookmarkStart w:id="1" w:name="_INDICE."/>
+      <w:bookmarkStart w:id="2" w:name="_Toc230270380"/>
+      <w:bookmarkEnd w:id="1"/>
       <w:r>
         <w:lastRenderedPageBreak/>
         <w:t>INDICE.</w:t>
       </w:r>
-      <w:bookmarkEnd w:id="1"/>
+      <w:bookmarkEnd w:id="2"/>
     </w:p>
     <w:sdt>
       <w:sdtPr>
@@ -408,7 +410,9 @@
               <w:tab w:val="right" w:leader="dot" w:pos="8494"/>
             </w:tabs>
             <w:rPr>
+              <w:rFonts w:eastAsiaTheme="minorEastAsia"/>
               <w:noProof/>
+              <w:lang w:eastAsia="es-ES"/>
             </w:rPr>
           </w:pPr>
           <w:r>
@@ -420,7 +424,7 @@
           <w:r>
             <w:fldChar w:fldCharType="separate"/>
           </w:r>
-          <w:hyperlink w:anchor="_Toc230188151" w:history="1">
+          <w:hyperlink w:anchor="_Toc230270380" w:history="1">
             <w:r>
               <w:rPr>
                 <w:rStyle w:val="Hipervnculo"/>
@@ -447,7 +451,7 @@
                 <w:noProof/>
                 <w:webHidden/>
               </w:rPr>
-              <w:instrText xml:space="preserve"> PAGEREF _Toc230188151 \h </w:instrText>
+              <w:instrText xml:space="preserve"> PAGEREF _Toc230270380 \h </w:instrText>
             </w:r>
             <w:r>
               <w:rPr>
@@ -485,10 +489,12 @@
               <w:tab w:val="right" w:leader="dot" w:pos="8494"/>
             </w:tabs>
             <w:rPr>
+              <w:rFonts w:eastAsiaTheme="minorEastAsia"/>
               <w:noProof/>
+              <w:lang w:eastAsia="es-ES"/>
             </w:rPr>
           </w:pPr>
-          <w:hyperlink w:anchor="_Toc230188152" w:history="1">
+          <w:hyperlink w:anchor="_Toc230270381" w:history="1">
             <w:r>
               <w:rPr>
                 <w:rStyle w:val="Hipervnculo"/>
@@ -515,7 +521,7 @@
                 <w:noProof/>
                 <w:webHidden/>
               </w:rPr>
-              <w:instrText xml:space="preserve"> PAGEREF _Toc230188152 \h </w:instrText>
+              <w:instrText xml:space="preserve"> PAGEREF _Toc230270381 \h </w:instrText>
             </w:r>
             <w:r>
               <w:rPr>
@@ -553,10 +559,12 @@
               <w:tab w:val="right" w:leader="dot" w:pos="8494"/>
             </w:tabs>
             <w:rPr>
+              <w:rFonts w:eastAsiaTheme="minorEastAsia"/>
               <w:noProof/>
+              <w:lang w:eastAsia="es-ES"/>
             </w:rPr>
           </w:pPr>
-          <w:hyperlink w:anchor="_Toc230188153" w:history="1">
+          <w:hyperlink w:anchor="_Toc230270382" w:history="1">
             <w:r>
               <w:rPr>
                 <w:rStyle w:val="Hipervnculo"/>
@@ -583,7 +591,7 @@
                 <w:noProof/>
                 <w:webHidden/>
               </w:rPr>
-              <w:instrText xml:space="preserve"> PAGEREF _Toc230188153 \h </w:instrText>
+              <w:instrText xml:space="preserve"> PAGEREF _Toc230270382 \h </w:instrText>
             </w:r>
             <w:r>
               <w:rPr>
@@ -621,10 +629,12 @@
               <w:tab w:val="right" w:leader="dot" w:pos="8494"/>
             </w:tabs>
             <w:rPr>
+              <w:rFonts w:eastAsiaTheme="minorEastAsia"/>
               <w:noProof/>
+              <w:lang w:eastAsia="es-ES"/>
             </w:rPr>
           </w:pPr>
-          <w:hyperlink w:anchor="_Toc230188154" w:history="1">
+          <w:hyperlink w:anchor="_Toc230270383" w:history="1">
             <w:r>
               <w:rPr>
                 <w:rStyle w:val="Hipervnculo"/>
@@ -651,7 +661,7 @@
                 <w:noProof/>
                 <w:webHidden/>
               </w:rPr>
-              <w:instrText xml:space="preserve"> PAGEREF _Toc230188154 \h </w:instrText>
+              <w:instrText xml:space="preserve"> PAGEREF _Toc230270383 \h </w:instrText>
             </w:r>
             <w:r>
               <w:rPr>
@@ -689,10 +699,12 @@
               <w:tab w:val="right" w:leader="dot" w:pos="8494"/>
             </w:tabs>
             <w:rPr>
+              <w:rFonts w:eastAsiaTheme="minorEastAsia"/>
               <w:noProof/>
+              <w:lang w:eastAsia="es-ES"/>
             </w:rPr>
           </w:pPr>
-          <w:hyperlink w:anchor="_Toc230188155" w:history="1">
+          <w:hyperlink w:anchor="_Toc230270384" w:history="1">
             <w:r>
               <w:rPr>
                 <w:rStyle w:val="Hipervnculo"/>
@@ -719,7 +731,7 @@
                 <w:noProof/>
                 <w:webHidden/>
               </w:rPr>
-              <w:instrText xml:space="preserve"> PAGEREF _Toc230188155 \h </w:instrText>
+              <w:instrText xml:space="preserve"> PAGEREF _Toc230270384 \h </w:instrText>
             </w:r>
             <w:r>
               <w:rPr>
@@ -758,10 +770,12 @@
               <w:tab w:val="right" w:leader="dot" w:pos="8494"/>
             </w:tabs>
             <w:rPr>
+              <w:rFonts w:eastAsiaTheme="minorEastAsia"/>
               <w:noProof/>
+              <w:lang w:eastAsia="es-ES"/>
             </w:rPr>
           </w:pPr>
-          <w:hyperlink w:anchor="_Toc230188156" w:history="1">
+          <w:hyperlink w:anchor="_Toc230270385" w:history="1">
             <w:r>
               <w:rPr>
                 <w:rStyle w:val="Hipervnculo"/>
@@ -771,7 +785,9 @@
             </w:r>
             <w:r>
               <w:rPr>
-                <w:noProof/>
+                <w:rFonts w:eastAsiaTheme="minorEastAsia"/>
+                <w:noProof/>
+                <w:lang w:eastAsia="es-ES"/>
               </w:rPr>
               <w:tab/>
             </w:r>
@@ -801,7 +817,7 @@
                 <w:noProof/>
                 <w:webHidden/>
               </w:rPr>
-              <w:instrText xml:space="preserve"> PAGEREF _Toc230188156 \h </w:instrText>
+              <w:instrText xml:space="preserve"> PAGEREF _Toc230270385 \h </w:instrText>
             </w:r>
             <w:r>
               <w:rPr>
@@ -840,10 +856,12 @@
               <w:tab w:val="right" w:leader="dot" w:pos="8494"/>
             </w:tabs>
             <w:rPr>
+              <w:rFonts w:eastAsiaTheme="minorEastAsia"/>
               <w:noProof/>
+              <w:lang w:eastAsia="es-ES"/>
             </w:rPr>
           </w:pPr>
-          <w:hyperlink w:anchor="_Toc230188157" w:history="1">
+          <w:hyperlink w:anchor="_Toc230270386" w:history="1">
             <w:r>
               <w:rPr>
                 <w:rStyle w:val="Hipervnculo"/>
@@ -853,7 +871,9 @@
             </w:r>
             <w:r>
               <w:rPr>
-                <w:noProof/>
+                <w:rFonts w:eastAsiaTheme="minorEastAsia"/>
+                <w:noProof/>
+                <w:lang w:eastAsia="es-ES"/>
               </w:rPr>
               <w:tab/>
             </w:r>
@@ -883,7 +903,7 @@
                 <w:noProof/>
                 <w:webHidden/>
               </w:rPr>
-              <w:instrText xml:space="preserve"> PAGEREF _Toc230188157 \h </w:instrText>
+              <w:instrText xml:space="preserve"> PAGEREF _Toc230270386 \h </w:instrText>
             </w:r>
             <w:r>
               <w:rPr>
@@ -922,10 +942,12 @@
               <w:tab w:val="right" w:leader="dot" w:pos="8494"/>
             </w:tabs>
             <w:rPr>
+              <w:rFonts w:eastAsiaTheme="minorEastAsia"/>
               <w:noProof/>
+              <w:lang w:eastAsia="es-ES"/>
             </w:rPr>
           </w:pPr>
-          <w:hyperlink w:anchor="_Toc230188158" w:history="1">
+          <w:hyperlink w:anchor="_Toc230270387" w:history="1">
             <w:r>
               <w:rPr>
                 <w:rStyle w:val="Hipervnculo"/>
@@ -935,7 +957,9 @@
             </w:r>
             <w:r>
               <w:rPr>
-                <w:noProof/>
+                <w:rFonts w:eastAsiaTheme="minorEastAsia"/>
+                <w:noProof/>
+                <w:lang w:eastAsia="es-ES"/>
               </w:rPr>
               <w:tab/>
             </w:r>
@@ -965,7 +989,7 @@
                 <w:noProof/>
                 <w:webHidden/>
               </w:rPr>
-              <w:instrText xml:space="preserve"> PAGEREF _Toc230188158 \h </w:instrText>
+              <w:instrText xml:space="preserve"> PAGEREF _Toc230270387 \h </w:instrText>
             </w:r>
             <w:r>
               <w:rPr>
@@ -986,6 +1010,248 @@
                 <w:webHidden/>
               </w:rPr>
               <w:t>5</w:t>
+            </w:r>
+            <w:r>
+              <w:rPr>
+                <w:noProof/>
+                <w:webHidden/>
+              </w:rPr>
+              <w:fldChar w:fldCharType="end"/>
+            </w:r>
+          </w:hyperlink>
+        </w:p>
+        <w:p>
+          <w:pPr>
+            <w:pStyle w:val="TDC1"/>
+            <w:tabs>
+              <w:tab w:val="right" w:leader="dot" w:pos="8494"/>
+            </w:tabs>
+            <w:rPr>
+              <w:rFonts w:eastAsiaTheme="minorEastAsia"/>
+              <w:noProof/>
+              <w:lang w:eastAsia="es-ES"/>
+            </w:rPr>
+          </w:pPr>
+          <w:hyperlink w:anchor="_Toc230270388" w:history="1">
+            <w:r>
+              <w:rPr>
+                <w:rStyle w:val="Hipervnculo"/>
+                <w:noProof/>
+              </w:rPr>
+              <w:t>GUIA DE USO.</w:t>
+            </w:r>
+            <w:r>
+              <w:rPr>
+                <w:noProof/>
+                <w:webHidden/>
+              </w:rPr>
+              <w:tab/>
+            </w:r>
+            <w:r>
+              <w:rPr>
+                <w:noProof/>
+                <w:webHidden/>
+              </w:rPr>
+              <w:fldChar w:fldCharType="begin"/>
+            </w:r>
+            <w:r>
+              <w:rPr>
+                <w:noProof/>
+                <w:webHidden/>
+              </w:rPr>
+              <w:instrText xml:space="preserve"> PAGEREF _Toc230270388 \h </w:instrText>
+            </w:r>
+            <w:r>
+              <w:rPr>
+                <w:noProof/>
+                <w:webHidden/>
+              </w:rPr>
+            </w:r>
+            <w:r>
+              <w:rPr>
+                <w:noProof/>
+                <w:webHidden/>
+              </w:rPr>
+              <w:fldChar w:fldCharType="separate"/>
+            </w:r>
+            <w:r>
+              <w:rPr>
+                <w:noProof/>
+                <w:webHidden/>
+              </w:rPr>
+              <w:t>6</w:t>
+            </w:r>
+            <w:r>
+              <w:rPr>
+                <w:noProof/>
+                <w:webHidden/>
+              </w:rPr>
+              <w:fldChar w:fldCharType="end"/>
+            </w:r>
+          </w:hyperlink>
+        </w:p>
+        <w:p>
+          <w:pPr>
+            <w:pStyle w:val="TDC2"/>
+            <w:tabs>
+              <w:tab w:val="left" w:pos="960"/>
+              <w:tab w:val="right" w:leader="dot" w:pos="8494"/>
+            </w:tabs>
+            <w:rPr>
+              <w:rFonts w:eastAsiaTheme="minorEastAsia"/>
+              <w:noProof/>
+              <w:lang w:eastAsia="es-ES"/>
+            </w:rPr>
+          </w:pPr>
+          <w:hyperlink w:anchor="_Toc230270389" w:history="1">
+            <w:r>
+              <w:rPr>
+                <w:rStyle w:val="Hipervnculo"/>
+                <w:noProof/>
+              </w:rPr>
+              <w:t>1.1.</w:t>
+            </w:r>
+            <w:r>
+              <w:rPr>
+                <w:rFonts w:eastAsiaTheme="minorEastAsia"/>
+                <w:noProof/>
+                <w:lang w:eastAsia="es-ES"/>
+              </w:rPr>
+              <w:tab/>
+            </w:r>
+            <w:r>
+              <w:rPr>
+                <w:rStyle w:val="Hipervnculo"/>
+                <w:noProof/>
+              </w:rPr>
+              <w:t>Guia profesor.</w:t>
+            </w:r>
+            <w:r>
+              <w:rPr>
+                <w:noProof/>
+                <w:webHidden/>
+              </w:rPr>
+              <w:tab/>
+            </w:r>
+            <w:r>
+              <w:rPr>
+                <w:noProof/>
+                <w:webHidden/>
+              </w:rPr>
+              <w:fldChar w:fldCharType="begin"/>
+            </w:r>
+            <w:r>
+              <w:rPr>
+                <w:noProof/>
+                <w:webHidden/>
+              </w:rPr>
+              <w:instrText xml:space="preserve"> PAGEREF _Toc230270389 \h </w:instrText>
+            </w:r>
+            <w:r>
+              <w:rPr>
+                <w:noProof/>
+                <w:webHidden/>
+              </w:rPr>
+            </w:r>
+            <w:r>
+              <w:rPr>
+                <w:noProof/>
+                <w:webHidden/>
+              </w:rPr>
+              <w:fldChar w:fldCharType="separate"/>
+            </w:r>
+            <w:r>
+              <w:rPr>
+                <w:noProof/>
+                <w:webHidden/>
+              </w:rPr>
+              <w:t>7</w:t>
+            </w:r>
+            <w:r>
+              <w:rPr>
+                <w:noProof/>
+                <w:webHidden/>
+              </w:rPr>
+              <w:fldChar w:fldCharType="end"/>
+            </w:r>
+          </w:hyperlink>
+        </w:p>
+        <w:p>
+          <w:pPr>
+            <w:pStyle w:val="TDC2"/>
+            <w:tabs>
+              <w:tab w:val="left" w:pos="960"/>
+              <w:tab w:val="right" w:leader="dot" w:pos="8494"/>
+            </w:tabs>
+            <w:rPr>
+              <w:rFonts w:eastAsiaTheme="minorEastAsia"/>
+              <w:noProof/>
+              <w:lang w:eastAsia="es-ES"/>
+            </w:rPr>
+          </w:pPr>
+          <w:hyperlink w:anchor="_Toc230270390" w:history="1">
+            <w:r>
+              <w:rPr>
+                <w:rStyle w:val="Hipervnculo"/>
+                <w:noProof/>
+              </w:rPr>
+              <w:t>1.2.</w:t>
+            </w:r>
+            <w:r>
+              <w:rPr>
+                <w:rFonts w:eastAsiaTheme="minorEastAsia"/>
+                <w:noProof/>
+                <w:lang w:eastAsia="es-ES"/>
+              </w:rPr>
+              <w:tab/>
+            </w:r>
+            <w:r>
+              <w:rPr>
+                <w:rStyle w:val="Hipervnculo"/>
+                <w:noProof/>
+              </w:rPr>
+              <w:t>Guia de Administrador.</w:t>
+            </w:r>
+            <w:r>
+              <w:rPr>
+                <w:noProof/>
+                <w:webHidden/>
+              </w:rPr>
+              <w:tab/>
+            </w:r>
+            <w:r>
+              <w:rPr>
+                <w:noProof/>
+                <w:webHidden/>
+              </w:rPr>
+              <w:fldChar w:fldCharType="begin"/>
+            </w:r>
+            <w:r>
+              <w:rPr>
+                <w:noProof/>
+                <w:webHidden/>
+              </w:rPr>
+              <w:instrText xml:space="preserve"> PAGEREF _Toc230270390 \h </w:instrText>
+            </w:r>
+            <w:r>
+              <w:rPr>
+                <w:noProof/>
+                <w:webHidden/>
+              </w:rPr>
+            </w:r>
+            <w:r>
+              <w:rPr>
+                <w:noProof/>
+                <w:webHidden/>
+              </w:rPr>
+              <w:fldChar w:fldCharType="separate"/>
+            </w:r>
+            <w:r>
+              <w:rPr>
+                <w:noProof/>
+                <w:webHidden/>
+              </w:rPr>
+              <w:t>10</w:t>
             </w:r>
             <w:r>
               <w:rPr>
@@ -1024,7 +1290,7 @@
       <w:pPr>
         <w:pStyle w:val="Ttulo1"/>
       </w:pPr>
-      <w:bookmarkStart w:id="2" w:name="_Toc230188152"/>
+      <w:bookmarkStart w:id="3" w:name="_Toc230270381"/>
       <w:r>
         <w:lastRenderedPageBreak/>
         <w:t>REQUISITOS MINIMOS</w:t>
@@ -1035,7 +1301,7 @@
       <w:r>
         <w:t>.</w:t>
       </w:r>
-      <w:bookmarkEnd w:id="2"/>
+      <w:bookmarkEnd w:id="3"/>
     </w:p>
     <w:p/>
     <w:p>
@@ -1043,11 +1309,11 @@
         <w:pStyle w:val="Ttulo2"/>
         <w:jc w:val="center"/>
       </w:pPr>
-      <w:bookmarkStart w:id="3" w:name="_Toc230188153"/>
+      <w:bookmarkStart w:id="4" w:name="_Toc230270382"/>
       <w:r>
         <w:t>1.1. Requisitos para el Sistema Operativo.</w:t>
       </w:r>
-      <w:bookmarkEnd w:id="3"/>
+      <w:bookmarkEnd w:id="4"/>
     </w:p>
     <w:p>
       <w:r>
@@ -1071,14 +1337,14 @@
         <w:ind w:firstLine="708"/>
         <w:jc w:val="center"/>
       </w:pPr>
-      <w:bookmarkStart w:id="4" w:name="_Toc230188154"/>
+      <w:bookmarkStart w:id="5" w:name="_Toc230270383"/>
       <w:r>
         <w:t xml:space="preserve">1.2. </w:t>
       </w:r>
       <w:r>
         <w:t>Requisitos para la conexión a la MV2.</w:t>
       </w:r>
-      <w:bookmarkEnd w:id="4"/>
+      <w:bookmarkEnd w:id="5"/>
     </w:p>
     <w:p>
       <w:r>
@@ -1095,12 +1361,12 @@
       <w:pPr>
         <w:pStyle w:val="Ttulo1"/>
       </w:pPr>
-      <w:bookmarkStart w:id="5" w:name="_Toc230188155"/>
+      <w:bookmarkStart w:id="6" w:name="_Toc230270384"/>
       <w:r>
         <w:lastRenderedPageBreak/>
         <w:t>LICENCIA DE SOFTWARE.</w:t>
       </w:r>
-      <w:bookmarkEnd w:id="5"/>
+      <w:bookmarkEnd w:id="6"/>
     </w:p>
     <w:p>
       <w:pPr>
@@ -1111,11 +1377,11 @@
         </w:numPr>
         <w:jc w:val="center"/>
       </w:pPr>
-      <w:bookmarkStart w:id="6" w:name="_Toc230188156"/>
+      <w:bookmarkStart w:id="7" w:name="_Toc230270385"/>
       <w:r>
         <w:t>Comparativa de licencias de software</w:t>
       </w:r>
-      <w:bookmarkEnd w:id="6"/>
+      <w:bookmarkEnd w:id="7"/>
     </w:p>
     <w:p>
       <w:r>
@@ -1641,11 +1907,11 @@
         </w:numPr>
         <w:jc w:val="center"/>
       </w:pPr>
-      <w:bookmarkStart w:id="7" w:name="_Toc230188157"/>
+      <w:bookmarkStart w:id="8" w:name="_Toc230270386"/>
       <w:r>
         <w:t>Análisis de las licencias</w:t>
       </w:r>
-      <w:bookmarkEnd w:id="7"/>
+      <w:bookmarkEnd w:id="8"/>
     </w:p>
     <w:p>
       <w:r>
@@ -1798,11 +2064,11 @@
         </w:numPr>
         <w:jc w:val="center"/>
       </w:pPr>
-      <w:bookmarkStart w:id="8" w:name="_Toc230188158"/>
+      <w:bookmarkStart w:id="9" w:name="_Toc230270387"/>
       <w:r>
         <w:t>Licencia seleccionada</w:t>
       </w:r>
-      <w:bookmarkEnd w:id="8"/>
+      <w:bookmarkEnd w:id="9"/>
     </w:p>
     <w:p>
       <w:r>
@@ -1853,8 +2119,25 @@
       <w:pPr>
         <w:pStyle w:val="Ttulo1"/>
       </w:pPr>
+      <w:bookmarkStart w:id="10" w:name="_Toc230270388"/>
       <w:r>
         <w:t>GUIA DE USO.</w:t>
+      </w:r>
+      <w:bookmarkEnd w:id="10"/>
+    </w:p>
+    <w:p>
+      <w:r>
+        <w:t xml:space="preserve">Una vez iniciado el programa lo primero que vas a tener que hacer es iniciar sesión como administrador o profesor. En este caso vamos a entrar como profesor y para ellos tenemos que introducir </w:t>
+      </w:r>
+      <w:r>
+        <w:t>las credenciales e iniciar sesión.</w:t>
+      </w:r>
+    </w:p>
+    <w:p/>
+    <w:p/>
+    <w:p>
+      <w:r>
+        <w:br w:type="page"/>
       </w:r>
     </w:p>
     <w:p>
@@ -1862,27 +2145,24 @@
         <w:pStyle w:val="Ttulo2"/>
         <w:numPr>
           <w:ilvl w:val="1"/>
-          <w:numId w:val="2"/>
+          <w:numId w:val="4"/>
         </w:numPr>
       </w:pPr>
-      <w:r>
-        <w:t>Guia de Administrador.</w:t>
-      </w:r>
-    </w:p>
-    <w:p>
-      <w:r>
-        <w:t xml:space="preserve">Una vez iniciado el programa lo primero que vas a tener que hacer es iniciar sesión como administrador o profesor. En este caso vamos a entrar como profesor y para ellos tenemos que introducir </w:t>
-      </w:r>
-      <w:r>
-        <w:t>las credenciales e iniciar sesión.</w:t>
-      </w:r>
+      <w:bookmarkStart w:id="11" w:name="_Toc230270389"/>
+      <w:r>
+        <w:lastRenderedPageBreak/>
+        <w:t>Guia profesor.</w:t>
+      </w:r>
+      <w:bookmarkEnd w:id="11"/>
     </w:p>
     <w:p>
       <w:pPr>
         <w:jc w:val="center"/>
       </w:pPr>
       <w:r>
-        <w:lastRenderedPageBreak/>
+        <w:rPr>
+          <w:noProof/>
+        </w:rPr>
         <w:drawing>
           <wp:inline distT="0" distB="0" distL="0" distR="0" wp14:anchorId="43E29A22" wp14:editId="102C0F3C">
             <wp:extent cx="3045349" cy="3379503"/>
@@ -1922,7 +2202,15 @@
     </w:p>
     <w:p>
       <w:r>
-        <w:t>Una vez en la pagina principal tienes varias opciones para hacer.</w:t>
+        <w:t xml:space="preserve">Una vez en la </w:t>
+      </w:r>
+      <w:proofErr w:type="spellStart"/>
+      <w:r>
+        <w:t>pagina</w:t>
+      </w:r>
+      <w:proofErr w:type="spellEnd"/>
+      <w:r>
+        <w:t xml:space="preserve"> principal tienes varias opciones para hacer.</w:t>
       </w:r>
     </w:p>
     <w:p/>
@@ -1936,6 +2224,9 @@
         <w:jc w:val="center"/>
       </w:pPr>
       <w:r>
+        <w:rPr>
+          <w:noProof/>
+        </w:rPr>
         <w:drawing>
           <wp:inline distT="0" distB="0" distL="0" distR="0" wp14:anchorId="17284DB0" wp14:editId="2B50F266">
             <wp:extent cx="4421266" cy="2814762"/>
@@ -1990,6 +2281,9 @@
         <w:jc w:val="center"/>
       </w:pPr>
       <w:r>
+        <w:rPr>
+          <w:noProof/>
+        </w:rPr>
         <w:drawing>
           <wp:inline distT="0" distB="0" distL="0" distR="0" wp14:anchorId="59C94B5C" wp14:editId="1E51288C">
             <wp:extent cx="4452731" cy="2834794"/>
@@ -2030,7 +2324,15 @@
     <w:p/>
     <w:p>
       <w:r>
-        <w:t>Puedes acceder a nuestra pagina web.</w:t>
+        <w:t xml:space="preserve">Puedes acceder a nuestra </w:t>
+      </w:r>
+      <w:proofErr w:type="spellStart"/>
+      <w:r>
+        <w:t>pagina</w:t>
+      </w:r>
+      <w:proofErr w:type="spellEnd"/>
+      <w:r>
+        <w:t xml:space="preserve"> web.</w:t>
       </w:r>
     </w:p>
     <w:p>
@@ -2038,6 +2340,9 @@
         <w:jc w:val="center"/>
       </w:pPr>
       <w:r>
+        <w:rPr>
+          <w:noProof/>
+        </w:rPr>
         <w:drawing>
           <wp:inline distT="0" distB="0" distL="0" distR="0" wp14:anchorId="49309136" wp14:editId="28EF6FF2">
             <wp:extent cx="4346329" cy="2767054"/>
@@ -2097,6 +2402,9 @@
         <w:jc w:val="center"/>
       </w:pPr>
       <w:r>
+        <w:rPr>
+          <w:noProof/>
+        </w:rPr>
         <w:drawing>
           <wp:inline distT="0" distB="0" distL="0" distR="0" wp14:anchorId="31E895D4" wp14:editId="7FF46CD2">
             <wp:extent cx="4929809" cy="3128087"/>
@@ -2137,7 +2445,31 @@
     <w:p/>
     <w:p>
       <w:r>
-        <w:t>Y exportarlo como archivo csv, exel o pdf.</w:t>
+        <w:t xml:space="preserve">Y exportarlo como archivo </w:t>
+      </w:r>
+      <w:proofErr w:type="spellStart"/>
+      <w:r>
+        <w:t>csv</w:t>
+      </w:r>
+      <w:proofErr w:type="spellEnd"/>
+      <w:r>
+        <w:t xml:space="preserve">, </w:t>
+      </w:r>
+      <w:proofErr w:type="spellStart"/>
+      <w:r>
+        <w:t>exel</w:t>
+      </w:r>
+      <w:proofErr w:type="spellEnd"/>
+      <w:r>
+        <w:t xml:space="preserve"> o </w:t>
+      </w:r>
+      <w:proofErr w:type="spellStart"/>
+      <w:r>
+        <w:t>pdf</w:t>
+      </w:r>
+      <w:proofErr w:type="spellEnd"/>
+      <w:r>
+        <w:t>.</w:t>
       </w:r>
     </w:p>
     <w:p>
@@ -2145,6 +2477,9 @@
         <w:jc w:val="center"/>
       </w:pPr>
       <w:r>
+        <w:rPr>
+          <w:noProof/>
+        </w:rPr>
         <w:drawing>
           <wp:inline distT="0" distB="0" distL="0" distR="0" wp14:anchorId="414E2F2B" wp14:editId="16A3627C">
             <wp:extent cx="4826442" cy="3050579"/>
@@ -2182,8 +2517,186 @@
         </w:drawing>
       </w:r>
     </w:p>
+    <w:p>
+      <w:pPr>
+        <w:jc w:val="center"/>
+      </w:pPr>
+    </w:p>
+    <w:p>
+      <w:pPr>
+        <w:rPr>
+          <w:rFonts w:asciiTheme="majorHAnsi" w:eastAsiaTheme="majorEastAsia" w:hAnsiTheme="majorHAnsi" w:cstheme="majorBidi"/>
+          <w:color w:val="0F4761" w:themeColor="accent1" w:themeShade="BF"/>
+          <w:sz w:val="32"/>
+          <w:szCs w:val="32"/>
+        </w:rPr>
+      </w:pPr>
+      <w:r>
+        <w:br w:type="page"/>
+      </w:r>
+    </w:p>
+    <w:p>
+      <w:pPr>
+        <w:pStyle w:val="Ttulo2"/>
+        <w:numPr>
+          <w:ilvl w:val="1"/>
+          <w:numId w:val="3"/>
+        </w:numPr>
+      </w:pPr>
+      <w:bookmarkStart w:id="12" w:name="_Toc230270390"/>
+      <w:r>
+        <w:lastRenderedPageBreak/>
+        <w:t>Guia de Administrador.</w:t>
+      </w:r>
+      <w:bookmarkEnd w:id="12"/>
+    </w:p>
+    <w:p>
+      <w:r>
+        <w:t>Con el perfil administrador tienes funciones extras que son en inventario y los usuarios.</w:t>
+      </w:r>
+    </w:p>
+    <w:p>
+      <w:r>
+        <w:drawing>
+          <wp:inline distT="0" distB="0" distL="0" distR="0" wp14:anchorId="7B720DE3" wp14:editId="25299207">
+            <wp:extent cx="5400040" cy="1634490"/>
+            <wp:effectExtent l="0" t="0" r="0" b="3810"/>
+            <wp:docPr id="681302028" name="Imagen 1"/>
+            <wp:cNvGraphicFramePr>
+              <a:graphicFrameLocks xmlns:a="http://schemas.openxmlformats.org/drawingml/2006/main" noChangeAspect="1"/>
+            </wp:cNvGraphicFramePr>
+            <a:graphic xmlns:a="http://schemas.openxmlformats.org/drawingml/2006/main">
+              <a:graphicData uri="http://schemas.openxmlformats.org/drawingml/2006/picture">
+                <pic:pic xmlns:pic="http://schemas.openxmlformats.org/drawingml/2006/picture">
+                  <pic:nvPicPr>
+                    <pic:cNvPr id="681302028" name=""/>
+                    <pic:cNvPicPr/>
+                  </pic:nvPicPr>
+                  <pic:blipFill>
+                    <a:blip r:embed="rId15"/>
+                    <a:stretch>
+                      <a:fillRect/>
+                    </a:stretch>
+                  </pic:blipFill>
+                  <pic:spPr>
+                    <a:xfrm>
+                      <a:off x="0" y="0"/>
+                      <a:ext cx="5400040" cy="1634490"/>
+                    </a:xfrm>
+                    <a:prstGeom prst="rect">
+                      <a:avLst/>
+                    </a:prstGeom>
+                  </pic:spPr>
+                </pic:pic>
+              </a:graphicData>
+            </a:graphic>
+          </wp:inline>
+        </w:drawing>
+      </w:r>
+    </w:p>
+    <w:p/>
+    <w:p>
+      <w:r>
+        <w:t xml:space="preserve">Como administrador puedes dar de alta, modificar, dar de baja e importar desde </w:t>
+      </w:r>
+      <w:proofErr w:type="spellStart"/>
+      <w:r>
+        <w:t>csv</w:t>
+      </w:r>
+      <w:proofErr w:type="spellEnd"/>
+      <w:r>
+        <w:t xml:space="preserve"> </w:t>
+      </w:r>
+      <w:r>
+        <w:t>los objetos del inventario.</w:t>
+      </w:r>
+    </w:p>
+    <w:p>
+      <w:r>
+        <w:drawing>
+          <wp:inline distT="0" distB="0" distL="0" distR="0" wp14:anchorId="305DC6B0" wp14:editId="7DEE8BA4">
+            <wp:extent cx="5400040" cy="1639570"/>
+            <wp:effectExtent l="0" t="0" r="0" b="0"/>
+            <wp:docPr id="1292449551" name="Imagen 1"/>
+            <wp:cNvGraphicFramePr>
+              <a:graphicFrameLocks xmlns:a="http://schemas.openxmlformats.org/drawingml/2006/main" noChangeAspect="1"/>
+            </wp:cNvGraphicFramePr>
+            <a:graphic xmlns:a="http://schemas.openxmlformats.org/drawingml/2006/main">
+              <a:graphicData uri="http://schemas.openxmlformats.org/drawingml/2006/picture">
+                <pic:pic xmlns:pic="http://schemas.openxmlformats.org/drawingml/2006/picture">
+                  <pic:nvPicPr>
+                    <pic:cNvPr id="1292449551" name=""/>
+                    <pic:cNvPicPr/>
+                  </pic:nvPicPr>
+                  <pic:blipFill>
+                    <a:blip r:embed="rId16"/>
+                    <a:stretch>
+                      <a:fillRect/>
+                    </a:stretch>
+                  </pic:blipFill>
+                  <pic:spPr>
+                    <a:xfrm>
+                      <a:off x="0" y="0"/>
+                      <a:ext cx="5400040" cy="1639570"/>
+                    </a:xfrm>
+                    <a:prstGeom prst="rect">
+                      <a:avLst/>
+                    </a:prstGeom>
+                  </pic:spPr>
+                </pic:pic>
+              </a:graphicData>
+            </a:graphic>
+          </wp:inline>
+        </w:drawing>
+      </w:r>
+    </w:p>
+    <w:p/>
+    <w:p>
+      <w:r>
+        <w:t>Y en usuarios puedes crear, modificar y eliminar usuarios.</w:t>
+      </w:r>
+    </w:p>
+    <w:p>
+      <w:r>
+        <w:drawing>
+          <wp:inline distT="0" distB="0" distL="0" distR="0" wp14:anchorId="54BCB26C" wp14:editId="6BB2AE59">
+            <wp:extent cx="5400040" cy="1600835"/>
+            <wp:effectExtent l="0" t="0" r="0" b="0"/>
+            <wp:docPr id="1220722142" name="Imagen 1"/>
+            <wp:cNvGraphicFramePr>
+              <a:graphicFrameLocks xmlns:a="http://schemas.openxmlformats.org/drawingml/2006/main" noChangeAspect="1"/>
+            </wp:cNvGraphicFramePr>
+            <a:graphic xmlns:a="http://schemas.openxmlformats.org/drawingml/2006/main">
+              <a:graphicData uri="http://schemas.openxmlformats.org/drawingml/2006/picture">
+                <pic:pic xmlns:pic="http://schemas.openxmlformats.org/drawingml/2006/picture">
+                  <pic:nvPicPr>
+                    <pic:cNvPr id="1220722142" name=""/>
+                    <pic:cNvPicPr/>
+                  </pic:nvPicPr>
+                  <pic:blipFill>
+                    <a:blip r:embed="rId17"/>
+                    <a:stretch>
+                      <a:fillRect/>
+                    </a:stretch>
+                  </pic:blipFill>
+                  <pic:spPr>
+                    <a:xfrm>
+                      <a:off x="0" y="0"/>
+                      <a:ext cx="5400040" cy="1600835"/>
+                    </a:xfrm>
+                    <a:prstGeom prst="rect">
+                      <a:avLst/>
+                    </a:prstGeom>
+                  </pic:spPr>
+                </pic:pic>
+              </a:graphicData>
+            </a:graphic>
+          </wp:inline>
+        </w:drawing>
+      </w:r>
+    </w:p>
     <w:sectPr>
-      <w:footerReference w:type="default" r:id="rId15"/>
+      <w:footerReference w:type="default" r:id="rId18"/>
       <w:pgSz w:w="11906" w:h="16838"/>
       <w:pgMar w:top="1417" w:right="1701" w:bottom="1417" w:left="1701" w:header="708" w:footer="708" w:gutter="0"/>
       <w:cols w:space="708"/>
@@ -2232,7 +2745,7 @@
       <w:p>
         <w:pPr>
           <w:pStyle w:val="Piedepgina"/>
-          <w:jc w:val="center"/>
+          <w:jc w:val="right"/>
         </w:pPr>
         <w:r>
           <w:fldChar w:fldCharType="begin"/>
@@ -2249,6 +2762,17 @@
         <w:r>
           <w:fldChar w:fldCharType="end"/>
         </w:r>
+        <w:r>
+          <w:tab/>
+        </w:r>
+        <w:hyperlink w:anchor="_INDICE." w:history="1">
+          <w:r>
+            <w:rPr>
+              <w:rStyle w:val="Hipervnculo"/>
+            </w:rPr>
+            <w:t>índice</w:t>
+          </w:r>
+        </w:hyperlink>
       </w:p>
     </w:sdtContent>
   </w:sdt>
@@ -2513,11 +3037,243 @@
       </w:rPr>
     </w:lvl>
   </w:abstractNum>
+  <w:abstractNum w:abstractNumId="2" w15:restartNumberingAfterBreak="0">
+    <w:nsid w:val="543D5E7E"/>
+    <w:multiLevelType w:val="multilevel"/>
+    <w:tmpl w:val="7EDC2B9C"/>
+    <w:lvl w:ilvl="0">
+      <w:start w:val="1"/>
+      <w:numFmt w:val="decimal"/>
+      <w:lvlText w:val="%1."/>
+      <w:lvlJc w:val="left"/>
+      <w:pPr>
+        <w:ind w:left="480" w:hanging="480"/>
+      </w:pPr>
+      <w:rPr>
+        <w:rFonts w:hint="default"/>
+      </w:rPr>
+    </w:lvl>
+    <w:lvl w:ilvl="1">
+      <w:start w:val="2"/>
+      <w:numFmt w:val="decimal"/>
+      <w:lvlText w:val="%1.%2."/>
+      <w:lvlJc w:val="left"/>
+      <w:pPr>
+        <w:ind w:left="720" w:hanging="720"/>
+      </w:pPr>
+      <w:rPr>
+        <w:rFonts w:hint="default"/>
+      </w:rPr>
+    </w:lvl>
+    <w:lvl w:ilvl="2">
+      <w:start w:val="1"/>
+      <w:numFmt w:val="decimal"/>
+      <w:lvlText w:val="%1.%2.%3."/>
+      <w:lvlJc w:val="left"/>
+      <w:pPr>
+        <w:ind w:left="1080" w:hanging="1080"/>
+      </w:pPr>
+      <w:rPr>
+        <w:rFonts w:hint="default"/>
+      </w:rPr>
+    </w:lvl>
+    <w:lvl w:ilvl="3">
+      <w:start w:val="1"/>
+      <w:numFmt w:val="decimal"/>
+      <w:lvlText w:val="%1.%2.%3.%4."/>
+      <w:lvlJc w:val="left"/>
+      <w:pPr>
+        <w:ind w:left="1080" w:hanging="1080"/>
+      </w:pPr>
+      <w:rPr>
+        <w:rFonts w:hint="default"/>
+      </w:rPr>
+    </w:lvl>
+    <w:lvl w:ilvl="4">
+      <w:start w:val="1"/>
+      <w:numFmt w:val="decimal"/>
+      <w:lvlText w:val="%1.%2.%3.%4.%5."/>
+      <w:lvlJc w:val="left"/>
+      <w:pPr>
+        <w:ind w:left="1440" w:hanging="1440"/>
+      </w:pPr>
+      <w:rPr>
+        <w:rFonts w:hint="default"/>
+      </w:rPr>
+    </w:lvl>
+    <w:lvl w:ilvl="5">
+      <w:start w:val="1"/>
+      <w:numFmt w:val="decimal"/>
+      <w:lvlText w:val="%1.%2.%3.%4.%5.%6."/>
+      <w:lvlJc w:val="left"/>
+      <w:pPr>
+        <w:ind w:left="1800" w:hanging="1800"/>
+      </w:pPr>
+      <w:rPr>
+        <w:rFonts w:hint="default"/>
+      </w:rPr>
+    </w:lvl>
+    <w:lvl w:ilvl="6">
+      <w:start w:val="1"/>
+      <w:numFmt w:val="decimal"/>
+      <w:lvlText w:val="%1.%2.%3.%4.%5.%6.%7."/>
+      <w:lvlJc w:val="left"/>
+      <w:pPr>
+        <w:ind w:left="1800" w:hanging="1800"/>
+      </w:pPr>
+      <w:rPr>
+        <w:rFonts w:hint="default"/>
+      </w:rPr>
+    </w:lvl>
+    <w:lvl w:ilvl="7">
+      <w:start w:val="1"/>
+      <w:numFmt w:val="decimal"/>
+      <w:lvlText w:val="%1.%2.%3.%4.%5.%6.%7.%8."/>
+      <w:lvlJc w:val="left"/>
+      <w:pPr>
+        <w:ind w:left="2160" w:hanging="2160"/>
+      </w:pPr>
+      <w:rPr>
+        <w:rFonts w:hint="default"/>
+      </w:rPr>
+    </w:lvl>
+    <w:lvl w:ilvl="8">
+      <w:start w:val="1"/>
+      <w:numFmt w:val="decimal"/>
+      <w:lvlText w:val="%1.%2.%3.%4.%5.%6.%7.%8.%9."/>
+      <w:lvlJc w:val="left"/>
+      <w:pPr>
+        <w:ind w:left="2520" w:hanging="2520"/>
+      </w:pPr>
+      <w:rPr>
+        <w:rFonts w:hint="default"/>
+      </w:rPr>
+    </w:lvl>
+  </w:abstractNum>
+  <w:abstractNum w:abstractNumId="3" w15:restartNumberingAfterBreak="0">
+    <w:nsid w:val="6FDA60ED"/>
+    <w:multiLevelType w:val="multilevel"/>
+    <w:tmpl w:val="7D906246"/>
+    <w:lvl w:ilvl="0">
+      <w:start w:val="1"/>
+      <w:numFmt w:val="decimal"/>
+      <w:lvlText w:val="%1."/>
+      <w:lvlJc w:val="left"/>
+      <w:pPr>
+        <w:ind w:left="480" w:hanging="480"/>
+      </w:pPr>
+      <w:rPr>
+        <w:rFonts w:hint="default"/>
+      </w:rPr>
+    </w:lvl>
+    <w:lvl w:ilvl="1">
+      <w:start w:val="1"/>
+      <w:numFmt w:val="decimal"/>
+      <w:lvlText w:val="%1.%2."/>
+      <w:lvlJc w:val="left"/>
+      <w:pPr>
+        <w:ind w:left="720" w:hanging="720"/>
+      </w:pPr>
+      <w:rPr>
+        <w:rFonts w:hint="default"/>
+      </w:rPr>
+    </w:lvl>
+    <w:lvl w:ilvl="2">
+      <w:start w:val="1"/>
+      <w:numFmt w:val="decimal"/>
+      <w:lvlText w:val="%1.%2.%3."/>
+      <w:lvlJc w:val="left"/>
+      <w:pPr>
+        <w:ind w:left="1080" w:hanging="1080"/>
+      </w:pPr>
+      <w:rPr>
+        <w:rFonts w:hint="default"/>
+      </w:rPr>
+    </w:lvl>
+    <w:lvl w:ilvl="3">
+      <w:start w:val="1"/>
+      <w:numFmt w:val="decimal"/>
+      <w:lvlText w:val="%1.%2.%3.%4."/>
+      <w:lvlJc w:val="left"/>
+      <w:pPr>
+        <w:ind w:left="1080" w:hanging="1080"/>
+      </w:pPr>
+      <w:rPr>
+        <w:rFonts w:hint="default"/>
+      </w:rPr>
+    </w:lvl>
+    <w:lvl w:ilvl="4">
+      <w:start w:val="1"/>
+      <w:numFmt w:val="decimal"/>
+      <w:lvlText w:val="%1.%2.%3.%4.%5."/>
+      <w:lvlJc w:val="left"/>
+      <w:pPr>
+        <w:ind w:left="1440" w:hanging="1440"/>
+      </w:pPr>
+      <w:rPr>
+        <w:rFonts w:hint="default"/>
+      </w:rPr>
+    </w:lvl>
+    <w:lvl w:ilvl="5">
+      <w:start w:val="1"/>
+      <w:numFmt w:val="decimal"/>
+      <w:lvlText w:val="%1.%2.%3.%4.%5.%6."/>
+      <w:lvlJc w:val="left"/>
+      <w:pPr>
+        <w:ind w:left="1800" w:hanging="1800"/>
+      </w:pPr>
+      <w:rPr>
+        <w:rFonts w:hint="default"/>
+      </w:rPr>
+    </w:lvl>
+    <w:lvl w:ilvl="6">
+      <w:start w:val="1"/>
+      <w:numFmt w:val="decimal"/>
+      <w:lvlText w:val="%1.%2.%3.%4.%5.%6.%7."/>
+      <w:lvlJc w:val="left"/>
+      <w:pPr>
+        <w:ind w:left="1800" w:hanging="1800"/>
+      </w:pPr>
+      <w:rPr>
+        <w:rFonts w:hint="default"/>
+      </w:rPr>
+    </w:lvl>
+    <w:lvl w:ilvl="7">
+      <w:start w:val="1"/>
+      <w:numFmt w:val="decimal"/>
+      <w:lvlText w:val="%1.%2.%3.%4.%5.%6.%7.%8."/>
+      <w:lvlJc w:val="left"/>
+      <w:pPr>
+        <w:ind w:left="2160" w:hanging="2160"/>
+      </w:pPr>
+      <w:rPr>
+        <w:rFonts w:hint="default"/>
+      </w:rPr>
+    </w:lvl>
+    <w:lvl w:ilvl="8">
+      <w:start w:val="1"/>
+      <w:numFmt w:val="decimal"/>
+      <w:lvlText w:val="%1.%2.%3.%4.%5.%6.%7.%8.%9."/>
+      <w:lvlJc w:val="left"/>
+      <w:pPr>
+        <w:ind w:left="2520" w:hanging="2520"/>
+      </w:pPr>
+      <w:rPr>
+        <w:rFonts w:hint="default"/>
+      </w:rPr>
+    </w:lvl>
+  </w:abstractNum>
   <w:num w:numId="1" w16cid:durableId="510532845">
     <w:abstractNumId w:val="0"/>
   </w:num>
   <w:num w:numId="2" w16cid:durableId="768812014">
     <w:abstractNumId w:val="1"/>
+  </w:num>
+  <w:num w:numId="3" w16cid:durableId="627206416">
+    <w:abstractNumId w:val="2"/>
+  </w:num>
+  <w:num w:numId="4" w16cid:durableId="1355033094">
+    <w:abstractNumId w:val="3"/>
   </w:num>
 </w:numbering>
 </file>
@@ -3557,6 +4313,18 @@
       <w:u w:val="single"/>
     </w:rPr>
   </w:style>
+  <w:style w:type="character" w:styleId="Mencinsinresolver">
+    <w:name w:val="Unresolved Mention"/>
+    <w:basedOn w:val="Fuentedeprrafopredeter"/>
+    <w:uiPriority w:val="99"/>
+    <w:semiHidden/>
+    <w:unhideWhenUsed/>
+    <w:rsid w:val="001C7E31"/>
+    <w:rPr>
+      <w:color w:val="605E5C"/>
+      <w:shd w:val="clear" w:color="auto" w:fill="E1DFDD"/>
+    </w:rPr>
+  </w:style>
 </w:styles>
 </file>
 
